--- a/output/education/2026-04-01_systems-thinking-health-workforce/systems-thinking-health-workforce_guide_facilitator.docx
+++ b/output/education/2026-04-01_systems-thinking-health-workforce/systems-thinking-health-workforce_guide_facilitator.docx
@@ -2358,6 +2358,166 @@
         <w:t>関連: item-001（医学教育AI統合）× item-002 の異分野クロスオーバー — 「教育をデザインする」視点での接続</w:t>
       </w:r>
     </w:p>
+    <w:p>
+      <w:pPr>
+        <w:pStyle w:val="Heading1"/>
+      </w:pPr>
+      <w:r>
+        <w:t>QRコード付き参考文献</w:t>
+      </w:r>
+    </w:p>
+    <w:tbl>
+      <w:tblPr>
+        <w:tblW w:type="auto" w:w="0"/>
+        <w:jc w:val="center"/>
+        <w:tblLook w:firstColumn="1" w:firstRow="1" w:lastColumn="0" w:lastRow="0" w:noHBand="0" w:noVBand="1" w:val="04A0"/>
+      </w:tblPr>
+      <w:tblGrid>
+        <w:gridCol w:w="2160"/>
+        <w:gridCol w:w="2160"/>
+        <w:gridCol w:w="2160"/>
+        <w:gridCol w:w="2160"/>
+      </w:tblGrid>
+      <w:tr>
+        <w:tc>
+          <w:tcPr>
+            <w:tcW w:type="dxa" w:w="2160"/>
+          </w:tcPr>
+          <w:p>
+            <w:pPr>
+              <w:jc w:val="center"/>
+            </w:pPr>
+            <w:r>
+              <w:drawing>
+                <wp:inline xmlns:a="http://schemas.openxmlformats.org/drawingml/2006/main" xmlns:pic="http://schemas.openxmlformats.org/drawingml/2006/picture">
+                  <wp:extent cx="900000" cy="900000"/>
+                  <wp:docPr id="1" name="Picture 1"/>
+                  <wp:cNvGraphicFramePr>
+                    <a:graphicFrameLocks noChangeAspect="1"/>
+                  </wp:cNvGraphicFramePr>
+                  <a:graphic>
+                    <a:graphicData uri="http://schemas.openxmlformats.org/drawingml/2006/picture">
+                      <pic:pic>
+                        <pic:nvPicPr>
+                          <pic:cNvPr id="0" name="image.png"/>
+                          <pic:cNvPicPr/>
+                        </pic:nvPicPr>
+                        <pic:blipFill>
+                          <a:blip r:embed="rId9"/>
+                          <a:stretch>
+                            <a:fillRect/>
+                          </a:stretch>
+                        </pic:blipFill>
+                        <pic:spPr>
+                          <a:xfrm>
+                            <a:off x="0" y="0"/>
+                            <a:ext cx="900000" cy="900000"/>
+                          </a:xfrm>
+                          <a:prstGeom prst="rect"/>
+                        </pic:spPr>
+                      </pic:pic>
+                    </a:graphicData>
+                  </a:graphic>
+                </wp:inline>
+              </w:drawing>
+            </w:r>
+          </w:p>
+        </w:tc>
+        <w:tc>
+          <w:tcPr>
+            <w:tcW w:type="dxa" w:w="2160"/>
+          </w:tcPr>
+          <w:p>
+            <w:r>
+              <w:rPr>
+                <w:rFonts w:ascii="Calibri" w:hAnsi="Calibri"/>
+                <w:b/>
+                <w:sz w:val="16"/>
+              </w:rPr>
+              <w:t>WHO (2026) — Embracing Complexity: Systems Thinking</w:t>
+            </w:r>
+          </w:p>
+          <w:p>
+            <w:r>
+              <w:rPr>
+                <w:color w:val="444499"/>
+                <w:sz w:val="12"/>
+              </w:rPr>
+              <w:t>https://www.who.int/news-room/events/detail/2026/01/27/...</w:t>
+            </w:r>
+          </w:p>
+        </w:tc>
+        <w:tc>
+          <w:tcPr>
+            <w:tcW w:type="dxa" w:w="2160"/>
+          </w:tcPr>
+          <w:p>
+            <w:pPr>
+              <w:jc w:val="center"/>
+            </w:pPr>
+            <w:r>
+              <w:drawing>
+                <wp:inline xmlns:a="http://schemas.openxmlformats.org/drawingml/2006/main" xmlns:pic="http://schemas.openxmlformats.org/drawingml/2006/picture">
+                  <wp:extent cx="900000" cy="900000"/>
+                  <wp:docPr id="2" name="Picture 2"/>
+                  <wp:cNvGraphicFramePr>
+                    <a:graphicFrameLocks noChangeAspect="1"/>
+                  </wp:cNvGraphicFramePr>
+                  <a:graphic>
+                    <a:graphicData uri="http://schemas.openxmlformats.org/drawingml/2006/picture">
+                      <pic:pic>
+                        <pic:nvPicPr>
+                          <pic:cNvPr id="0" name="image.png"/>
+                          <pic:cNvPicPr/>
+                        </pic:nvPicPr>
+                        <pic:blipFill>
+                          <a:blip r:embed="rId10"/>
+                          <a:stretch>
+                            <a:fillRect/>
+                          </a:stretch>
+                        </pic:blipFill>
+                        <pic:spPr>
+                          <a:xfrm>
+                            <a:off x="0" y="0"/>
+                            <a:ext cx="900000" cy="900000"/>
+                          </a:xfrm>
+                          <a:prstGeom prst="rect"/>
+                        </pic:spPr>
+                      </pic:pic>
+                    </a:graphicData>
+                  </a:graphic>
+                </wp:inline>
+              </w:drawing>
+            </w:r>
+          </w:p>
+        </w:tc>
+        <w:tc>
+          <w:tcPr>
+            <w:tcW w:type="dxa" w:w="2160"/>
+          </w:tcPr>
+          <w:p>
+            <w:r>
+              <w:rPr>
+                <w:rFonts w:ascii="Calibri" w:hAnsi="Calibri"/>
+                <w:b/>
+                <w:sz w:val="16"/>
+              </w:rPr>
+              <w:t>AHPSR (2026) — Systems thinking: changing the frame</w:t>
+            </w:r>
+          </w:p>
+          <w:p>
+            <w:r>
+              <w:rPr>
+                <w:color w:val="444499"/>
+                <w:sz w:val="12"/>
+              </w:rPr>
+              <w:t>https://ahpsr.who.int/newsroom/news/item/02-02-2026-sys...</w:t>
+            </w:r>
+          </w:p>
+        </w:tc>
+      </w:tr>
+    </w:tbl>
+    <w:p/>
     <w:sectPr>
       <w:pgSz w:w="12240" w:h="15840"/>
       <w:pgMar w:top="1440" w:right="1800" w:bottom="1440" w:left="1800" w:header="720" w:footer="720" w:gutter="0"/>

--- a/output/education/2026-04-01_systems-thinking-health-workforce/systems-thinking-health-workforce_guide_facilitator.docx
+++ b/output/education/2026-04-01_systems-thinking-health-workforce/systems-thinking-health-workforce_guide_facilitator.docx
@@ -46,9 +46,9 @@
         <w:tblLook w:firstColumn="1" w:firstRow="1" w:lastColumn="0" w:lastRow="0" w:noHBand="0" w:noVBand="1" w:val="04A0"/>
       </w:tblPr>
       <w:tblGrid>
-        <w:gridCol w:w="2880"/>
-        <w:gridCol w:w="2880"/>
-        <w:gridCol w:w="2880"/>
+        <w:gridCol w:w="1363"/>
+        <w:gridCol w:w="5558"/>
+        <w:gridCol w:w="2150"/>
       </w:tblGrid>
       <w:tr>
         <w:tc>
@@ -297,10 +297,10 @@
         <w:tblLook w:firstColumn="1" w:firstRow="1" w:lastColumn="0" w:lastRow="0" w:noHBand="0" w:noVBand="1" w:val="04A0"/>
       </w:tblPr>
       <w:tblGrid>
-        <w:gridCol w:w="2160"/>
-        <w:gridCol w:w="2160"/>
-        <w:gridCol w:w="2160"/>
-        <w:gridCol w:w="2160"/>
+        <w:gridCol w:w="850"/>
+        <w:gridCol w:w="850"/>
+        <w:gridCol w:w="1139"/>
+        <w:gridCol w:w="6642"/>
       </w:tblGrid>
       <w:tr>
         <w:tc>
@@ -670,10 +670,10 @@
         <w:tblLook w:firstColumn="1" w:firstRow="1" w:lastColumn="0" w:lastRow="0" w:noHBand="0" w:noVBand="1" w:val="04A0"/>
       </w:tblPr>
       <w:tblGrid>
-        <w:gridCol w:w="2160"/>
-        <w:gridCol w:w="2160"/>
-        <w:gridCol w:w="2160"/>
-        <w:gridCol w:w="2160"/>
+        <w:gridCol w:w="850"/>
+        <w:gridCol w:w="850"/>
+        <w:gridCol w:w="1019"/>
+        <w:gridCol w:w="6965"/>
       </w:tblGrid>
       <w:tr>
         <w:tc>
@@ -1229,10 +1229,10 @@
         <w:tblLook w:firstColumn="1" w:firstRow="1" w:lastColumn="0" w:lastRow="0" w:noHBand="0" w:noVBand="1" w:val="04A0"/>
       </w:tblPr>
       <w:tblGrid>
-        <w:gridCol w:w="2160"/>
-        <w:gridCol w:w="2160"/>
-        <w:gridCol w:w="2160"/>
-        <w:gridCol w:w="2160"/>
+        <w:gridCol w:w="850"/>
+        <w:gridCol w:w="1058"/>
+        <w:gridCol w:w="4384"/>
+        <w:gridCol w:w="3326"/>
       </w:tblGrid>
       <w:tr>
         <w:tc>
@@ -1842,9 +1842,9 @@
         <w:tblLook w:firstColumn="1" w:firstRow="1" w:lastColumn="0" w:lastRow="0" w:noHBand="0" w:noVBand="1" w:val="04A0"/>
       </w:tblPr>
       <w:tblGrid>
-        <w:gridCol w:w="2880"/>
-        <w:gridCol w:w="2880"/>
-        <w:gridCol w:w="2880"/>
+        <w:gridCol w:w="850"/>
+        <w:gridCol w:w="5252"/>
+        <w:gridCol w:w="3103"/>
       </w:tblGrid>
       <w:tr>
         <w:tc>
@@ -2041,9 +2041,9 @@
         <w:tblLook w:firstColumn="1" w:firstRow="1" w:lastColumn="0" w:lastRow="0" w:noHBand="0" w:noVBand="1" w:val="04A0"/>
       </w:tblPr>
       <w:tblGrid>
-        <w:gridCol w:w="2880"/>
-        <w:gridCol w:w="2880"/>
-        <w:gridCol w:w="2880"/>
+        <w:gridCol w:w="850"/>
+        <w:gridCol w:w="6098"/>
+        <w:gridCol w:w="2287"/>
       </w:tblGrid>
       <w:tr>
         <w:tc>
@@ -2373,10 +2373,10 @@
         <w:tblLook w:firstColumn="1" w:firstRow="1" w:lastColumn="0" w:lastRow="0" w:noHBand="0" w:noVBand="1" w:val="04A0"/>
       </w:tblPr>
       <w:tblGrid>
-        <w:gridCol w:w="2160"/>
-        <w:gridCol w:w="2160"/>
-        <w:gridCol w:w="2160"/>
-        <w:gridCol w:w="2160"/>
+        <w:gridCol w:w="850"/>
+        <w:gridCol w:w="4415"/>
+        <w:gridCol w:w="850"/>
+        <w:gridCol w:w="4415"/>
       </w:tblGrid>
       <w:tr>
         <w:tc>
